--- a/documents/44-clearhaven-model-summary-eval-rubric.docx
+++ b/documents/44-clearhaven-model-summary-eval-rubric.docx
@@ -9774,7 +9774,7 @@
         <w:pStyle w:val="Heading1"/>
       </w:pPr>
       <w:r>
-        <w:t>Working remainder for CLH-EVAL-2025-003</w:t>
+        <w:t>Open work after February 13, 2025</w:t>
       </w:r>
     </w:p>
     <w:p>
@@ -9788,7 +9788,7 @@
           <w:color w:val="222222"/>
           <w:sz w:val="24"/>
         </w:rPr>
-        <w:t>The front of Evaluation Rubric for Model-Generated Reconciliation Summaries is the document. This remainder is the leftover a colleague still trips on: named people, named boxes, named tickets, and the work I still owe after February 13, 2025. It is not a second log and it is not a stack of exhibits with the same stub. If a paragraph fights the decision in the front, strike the paragraph.</w:t>
+        <w:t>What follows is leftover work from Evaluation Rubric for Model-Generated Reconciliation Summaries: named people, named boxes, named tickets, and the items I still owe. If a paragraph fights the decision in the front of CLH-EVAL-2025-003, strike the paragraph.</w:t>
       </w:r>
     </w:p>
     <w:p>
@@ -9942,7 +9942,7 @@
           <w:color w:val="222222"/>
           <w:sz w:val="24"/>
         </w:rPr>
-        <w:t>I will not put averaging QPS instead of testing the close on a wiki that drifts. CLH-ML-12 and this file are the record. If Rahul Deshmukh needs a diagram, they get a permalink, not a photo of a whiteboard. ops-bastion-01.internal stays out of the diagram title. If a new engineer asks where the leftover lives, I point here. I do not point at a Slack pin from February 13, 2025. Client Clearhaven.</w:t>
+        <w:t>I will not put averaging QPS instead of testing the close on a wiki that drifts. CLH-ML-12 and this file are the record. If Rahul Deshmukh needs a diagram, they get a permalink, not a photo of a whiteboard. ops-bastion-01.internal stays out of the diagram title. If a new engineer asks where the leftover lives, I point here. I do not point at a Slack pin from February 13, 2025.</w:t>
       </w:r>
     </w:p>
     <w:p>
@@ -12286,7 +12286,7 @@
           <w:color w:val="222222"/>
           <w:sz w:val="24"/>
         </w:rPr>
-        <w:t>People who were absent still get a usable remainder, not a transcript. Aman Kumar gets the decision, the refuse, and the date. They do not get a reconstruction of who raised their voice. If they object, they object on CLH-ML-12. Client Clearhaven. Author Aman Kumar.</w:t>
+        <w:t>People who were absent still get a usable remainder, not a transcript. Aman Kumar gets the decision, the refuse, and the date. They do not get a reconstruction of who raised their voice. If they object, they object on CLH-ML-12.</w:t>
       </w:r>
     </w:p>
     <w:p>
@@ -13331,7 +13331,7 @@
           <w:color w:val="222222"/>
           <w:sz w:val="24"/>
         </w:rPr>
-        <w:t>If you are implementing, keep the rejected alternative dead. If you are on-call, start read-only. If you are Rahul Deshmukh, the ask is unchanged: pick the path in the main body or send it back with a named objection. Sample I would still defend: 4133 rows, 13 minutes, freeze respected. Strike this remainder if it ever fights the decision callout. Author Aman Kumar. Client Clearhaven.</w:t>
+        <w:t>If you are implementing, keep the rejected alternative dead. If you are on-call, start read-only. If you are Rahul Deshmukh, the ask is unchanged: pick the path in the main body or send it back with a named objection. Sample I would still defend: 4133 rows, 13 minutes, freeze respected. Strike this section if it ever fights the decision callout.</w:t>
       </w:r>
     </w:p>
     <w:p>
@@ -13345,7 +13345,7 @@
           <w:color w:val="222222"/>
           <w:sz w:val="24"/>
         </w:rPr>
-        <w:t>This heading is the reopen rule, not a promise that nothing follows. If we still need words after the bank, they are named leftovers, not another copy of the same stub. pagination that repeats page 1 is done as a heading when Generated Reconciliation closes CLH-ML-12 or writes a new date.</w:t>
+        <w:t>This heading is the reopen rule. pagination that repeats page 1 is done when Generated Reconciliation closes CLH-ML-12 or writes a new date.</w:t>
       </w:r>
     </w:p>
     <w:p>
@@ -14497,7 +14497,7 @@
           <w:color w:val="222222"/>
           <w:sz w:val="24"/>
         </w:rPr>
-        <w:t>I am out of new section shapes. What follows is leftover owners and tickets already in this file, written so a colleague can act. I will not invent another exhibit format to fill a page budget.</w:t>
+        <w:t>Owners and tickets still attached to CLH-EVAL-2025-003, written so a colleague can act without hunting Slack. Close is a decision, a refuse, or a new date.</w:t>
       </w:r>
     </w:p>
     <w:p>
@@ -14511,7 +14511,7 @@
           <w:color w:val="222222"/>
           <w:sz w:val="24"/>
         </w:rPr>
-        <w:t>CLH-ML-12 still sits with Rahul Deshmukh. Host ops-bastion-01.internal. Due February 24, 2025 unless they write a new date. Close is a decision, a refuse, or that date. I will not accept a status dump. Front-matter number I am not re-arguing: 184. If this leftover is done, Rahul Deshmukh marks CLH-ML-12 done. Aman Kumar will not keep a shadow list. Client Clearhaven.</w:t>
+        <w:t>CLH-ML-12 still sits with Rahul Deshmukh. Host ops-bastion-01.internal. Due February 24, 2025 unless they write a new date. Close is a decision, a refuse, or that date. I will not accept a status dump. Front-matter number I am not re-arguing: 184. If this leftover is done, Rahul Deshmukh marks CLH-ML-12 done. Aman Kumar will not keep a shadow list.</w:t>
       </w:r>
     </w:p>
     <w:p>
@@ -14609,7 +14609,7 @@
           <w:color w:val="222222"/>
           <w:sz w:val="24"/>
         </w:rPr>
-        <w:t>Stop leftover: CLH-ML-12 is not a twin of CLH-ML-12. Keep one thread. Sneha Iyer on ops-bastion-01.internal. If this paragraph fights the front of CLH-EVAL-2025-003, strike it. Due March 10, 2025. Client Clearhaven.</w:t>
+        <w:t>Stop leftover: CLH-ML-12 is not a twin of CLH-ML-12. Keep one thread. Sneha Iyer on ops-bastion-01.internal. If this paragraph fights the front of CLH-EVAL-2025-003, strike it. Due March 10, 2025.</w:t>
       </w:r>
     </w:p>
     <w:p>
@@ -14623,7 +14623,7 @@
           <w:color w:val="222222"/>
           <w:sz w:val="24"/>
         </w:rPr>
-        <w:t>CLH-ML-12 still sits with Rahul Deshmukh. Host ops-bastion-01.internal. Due March 12, 2025 unless they write a new date. Close is a decision, a refuse, or that date. I will not accept a status dump. Front-matter number I am not re-arguing: 91282. If this leftover is done, Rahul Deshmukh marks CLH-ML-12 done. Aman Kumar will not keep a shadow list. Client Clearhaven.</w:t>
+        <w:t>CLH-ML-12 still sits with Rahul Deshmukh. Host ops-bastion-01.internal. Due March 12, 2025 unless they write a new date. Close is a decision, a refuse, or that date. I will not accept a status dump. Front-matter number I am not re-arguing: 91282. If this leftover is done, Rahul Deshmukh marks CLH-ML-12 done. Aman Kumar will not keep a shadow list.</w:t>
       </w:r>
     </w:p>
     <w:p>
